--- a/docs/researcher-human-review-template.docx
+++ b/docs/researcher-human-review-template.docx
@@ -273,7 +273,7 @@
           </w:tcPr>
           <w:p>
             <w:r>
-              <w:t>实验忠实度</w:t>
+              <w:t>流程忠实度</w:t>
             </w:r>
           </w:p>
         </w:tc>
@@ -369,7 +369,7 @@
           </w:tcPr>
           <w:p>
             <w:r>
-              <w:t>指代清晰度</w:t>
+              <w:t>语义准确性／指代清晰度</w:t>
             </w:r>
           </w:p>
         </w:tc>
@@ -379,7 +379,7 @@
           </w:tcPr>
           <w:p>
             <w:r>
-              <w:t>人物、观点、对象指向明确</w:t>
+              <w:t>表述语义准确，人物、观点、对象指向明确</w:t>
             </w:r>
           </w:p>
         </w:tc>
@@ -648,13 +648,7 @@
     <w:pPr>
       <w:pStyle w:val="Footer"/>
     </w:pPr>
-    <w:r>
-      <w:t xml:space="preserve">第 </w:t>
-    </w:r>
     <w:fldSimple w:instr="PAGE"/>
-    <w:r>
-      <w:t xml:space="preserve"> 页</w:t>
-    </w:r>
   </w:p>
 </w:ftr>
 </file>
@@ -666,7 +660,7 @@
       <w:pStyle w:val="Header"/>
     </w:pPr>
     <w:r>
-      <w:t>AI Agent Research Platform · 第26次交付 · 导师门禁未放行</w:t>
+      <w:t>AI Agent Research Platform · 第28次交付 · 本地体验优先／导师未放行</w:t>
     </w:r>
   </w:p>
 </w:hdr>
